--- a/AIS_LO_System/wwwroot/uploads/outlines/INFO712-2026-T1.docx
+++ b/AIS_LO_System/wwwroot/uploads/outlines/INFO712-2026-T1.docx
@@ -1010,7 +1010,6 @@
           <w:sz w:val="22"/>
           <w:szCs w:val="22"/>
         </w:rPr>
-        <w:lastRenderedPageBreak/>
         <w:t>Course DURATION</w:t>
       </w:r>
     </w:p>
@@ -2993,7 +2992,6 @@
                 <w:sz w:val="22"/>
                 <w:szCs w:val="22"/>
               </w:rPr>
-              <w:lastRenderedPageBreak/>
               <w:t>10 Nov</w:t>
             </w:r>
             <w:r>
@@ -3043,7 +3041,6 @@
                 <w:sz w:val="22"/>
                 <w:szCs w:val="22"/>
               </w:rPr>
-              <w:lastRenderedPageBreak/>
               <w:t xml:space="preserve">Ethical and Social Issues in Information Systems </w:t>
             </w:r>
           </w:p>
@@ -3097,7 +3094,6 @@
                 <w:szCs w:val="22"/>
                 <w:lang w:val="en-GB"/>
               </w:rPr>
-              <w:lastRenderedPageBreak/>
               <w:t>Week 10</w:t>
             </w:r>
             <w:r>
@@ -5262,7 +5258,16 @@
                 <w:sz w:val="22"/>
                 <w:szCs w:val="22"/>
               </w:rPr>
-              <w:t>Individual assign 1</w:t>
+              <w:t>Individual assign</w:t>
+            </w:r>
+            <w:r>
+              <w:rPr>
+                <w:rFonts w:ascii="Arial" w:hAnsi="Arial" w:cs="Arial"/>
+                <w:bCs/>
+                <w:sz w:val="22"/>
+                <w:szCs w:val="22"/>
+              </w:rPr>
+              <w:t>ment 1</w:t>
             </w:r>
           </w:p>
         </w:tc>
@@ -6735,7 +6740,6 @@
           <w:sz w:val="22"/>
           <w:szCs w:val="22"/>
         </w:rPr>
-        <w:lastRenderedPageBreak/>
         <w:t>See the</w:t>
       </w:r>
       <w:r>
@@ -7939,6 +7943,7 @@
         <w:docPartUnique/>
       </w:docPartObj>
     </w:sdtPr>
+    <w:sdtEndPr/>
     <w:sdtContent>
       <w:sdt>
         <w:sdtPr>
@@ -7948,6 +7953,7 @@
             <w:docPartUnique/>
           </w:docPartObj>
         </w:sdtPr>
+        <w:sdtEndPr/>
         <w:sdtContent>
           <w:p>
             <w:pPr>
@@ -11102,6 +11108,10 @@
 </file>
 
 <file path=customXml/item1.xml><?xml version="1.0" encoding="utf-8"?>
+<b:Sources xmlns:b="http://schemas.openxmlformats.org/officeDocument/2006/bibliography" xmlns="http://schemas.openxmlformats.org/officeDocument/2006/bibliography" SelectedStyle="\APASixthEditionOfficeOnline.xsl" StyleName="APA" Version="6"/>
+</file>
+
+<file path=customXml/item2.xml><?xml version="1.0" encoding="utf-8"?>
 <?mso-contentType ?>
 <FormTemplates xmlns="http://schemas.microsoft.com/sharepoint/v3/contenttype/forms">
   <Display>DocumentLibraryForm</Display>
@@ -11110,7 +11120,7 @@
 </FormTemplates>
 </file>
 
-<file path=customXml/item2.xml><?xml version="1.0" encoding="utf-8"?>
+<file path=customXml/item3.xml><?xml version="1.0" encoding="utf-8"?>
 <p:properties xmlns:p="http://schemas.microsoft.com/office/2006/metadata/properties" xmlns:xsi="http://www.w3.org/2001/XMLSchema-instance" xmlns:pc="http://schemas.microsoft.com/office/infopath/2007/PartnerControls">
   <documentManagement>
     <CultureName xmlns="a8ce3420-571f-4fd2-b865-783968e4995b" xsi:nil="true"/>
@@ -11165,7 +11175,7 @@
 </p:properties>
 </file>
 
-<file path=customXml/item3.xml><?xml version="1.0" encoding="utf-8"?>
+<file path=customXml/item4.xml><?xml version="1.0" encoding="utf-8"?>
 <ct:contentTypeSchema xmlns:ct="http://schemas.microsoft.com/office/2006/metadata/contentType" xmlns:ma="http://schemas.microsoft.com/office/2006/metadata/properties/metaAttributes" ct:_="" ma:_="" ma:contentTypeName="Document" ma:contentTypeID="0x010100F11D89290A80E7489766FC0C1467E3E0" ma:contentTypeVersion="38" ma:contentTypeDescription="Create a new document." ma:contentTypeScope="" ma:versionID="f05cb5fa61805f5071ef49e8b1a06543">
   <xsd:schema xmlns:xsd="http://www.w3.org/2001/XMLSchema" xmlns:xs="http://www.w3.org/2001/XMLSchema" xmlns:p="http://schemas.microsoft.com/office/2006/metadata/properties" xmlns:ns2="a8ce3420-571f-4fd2-b865-783968e4995b" xmlns:ns3="171b3e22-6b29-48a2-9547-ebcf50f9e11b" targetNamespace="http://schemas.microsoft.com/office/2006/metadata/properties" ma:root="true" ma:fieldsID="96a3e4b81405e0e082ecad176a9e3032" ns2:_="" ns3:_="">
     <xsd:import namespace="a8ce3420-571f-4fd2-b865-783968e4995b"/>
@@ -11608,11 +11618,16 @@
 </ct:contentTypeSchema>
 </file>
 
-<file path=customXml/item4.xml><?xml version="1.0" encoding="utf-8"?>
-<b:Sources xmlns:b="http://schemas.openxmlformats.org/officeDocument/2006/bibliography" xmlns="http://schemas.openxmlformats.org/officeDocument/2006/bibliography" SelectedStyle="\APASixthEditionOfficeOnline.xsl" StyleName="APA" Version="6"/>
+<file path=customXml/itemProps1.xml><?xml version="1.0" encoding="utf-8"?>
+<ds:datastoreItem xmlns:ds="http://schemas.openxmlformats.org/officeDocument/2006/customXml" ds:itemID="{3D9B0892-F59C-4D04-BD99-DA319D195FD1}">
+  <ds:schemaRefs>
+    <ds:schemaRef ds:uri="http://schemas.openxmlformats.org/officeDocument/2006/bibliography"/>
+    <ds:schemaRef ds:uri="http://www.w3.org/2000/xmlns/"/>
+  </ds:schemaRefs>
+</ds:datastoreItem>
 </file>
 
-<file path=customXml/itemProps1.xml><?xml version="1.0" encoding="utf-8"?>
+<file path=customXml/itemProps2.xml><?xml version="1.0" encoding="utf-8"?>
 <ds:datastoreItem xmlns:ds="http://schemas.openxmlformats.org/officeDocument/2006/customXml" ds:itemID="{0732D792-AEFD-4360-8563-679A9B775B43}">
   <ds:schemaRefs>
     <ds:schemaRef ds:uri="http://schemas.microsoft.com/sharepoint/v3/contenttype/forms"/>
@@ -11620,40 +11635,28 @@
 </ds:datastoreItem>
 </file>
 
-<file path=customXml/itemProps2.xml><?xml version="1.0" encoding="utf-8"?>
+<file path=customXml/itemProps3.xml><?xml version="1.0" encoding="utf-8"?>
 <ds:datastoreItem xmlns:ds="http://schemas.openxmlformats.org/officeDocument/2006/customXml" ds:itemID="{91BB879D-EA12-47D1-A97E-C9B0B7C6C372}">
   <ds:schemaRefs>
     <ds:schemaRef ds:uri="http://schemas.microsoft.com/office/2006/metadata/properties"/>
+    <ds:schemaRef ds:uri="http://www.w3.org/2000/xmlns/"/>
+    <ds:schemaRef ds:uri="a8ce3420-571f-4fd2-b865-783968e4995b"/>
+    <ds:schemaRef ds:uri="http://www.w3.org/2001/XMLSchema-instance"/>
     <ds:schemaRef ds:uri="http://schemas.microsoft.com/office/infopath/2007/PartnerControls"/>
-    <ds:schemaRef ds:uri="a8ce3420-571f-4fd2-b865-783968e4995b"/>
     <ds:schemaRef ds:uri="171b3e22-6b29-48a2-9547-ebcf50f9e11b"/>
   </ds:schemaRefs>
 </ds:datastoreItem>
 </file>
 
-<file path=customXml/itemProps3.xml><?xml version="1.0" encoding="utf-8"?>
+<file path=customXml/itemProps4.xml><?xml version="1.0" encoding="utf-8"?>
 <ds:datastoreItem xmlns:ds="http://schemas.openxmlformats.org/officeDocument/2006/customXml" ds:itemID="{85687416-E513-4149-A2CE-BCFE7BD3423B}">
   <ds:schemaRefs>
     <ds:schemaRef ds:uri="http://schemas.microsoft.com/office/2006/metadata/contentType"/>
     <ds:schemaRef ds:uri="http://schemas.microsoft.com/office/2006/metadata/properties/metaAttributes"/>
+    <ds:schemaRef ds:uri="http://www.w3.org/2000/xmlns/"/>
     <ds:schemaRef ds:uri="http://www.w3.org/2001/XMLSchema"/>
-    <ds:schemaRef ds:uri="http://schemas.microsoft.com/office/2006/metadata/properties"/>
     <ds:schemaRef ds:uri="a8ce3420-571f-4fd2-b865-783968e4995b"/>
     <ds:schemaRef ds:uri="171b3e22-6b29-48a2-9547-ebcf50f9e11b"/>
-    <ds:schemaRef ds:uri="http://schemas.microsoft.com/office/2006/documentManagement/types"/>
-    <ds:schemaRef ds:uri="http://schemas.microsoft.com/office/infopath/2007/PartnerControls"/>
-    <ds:schemaRef ds:uri="http://schemas.openxmlformats.org/package/2006/metadata/core-properties"/>
-    <ds:schemaRef ds:uri="http://purl.org/dc/elements/1.1/"/>
-    <ds:schemaRef ds:uri="http://purl.org/dc/terms/"/>
-    <ds:schemaRef ds:uri="http://schemas.microsoft.com/internal/obd"/>
-  </ds:schemaRefs>
-</ds:datastoreItem>
-</file>
-
-<file path=customXml/itemProps4.xml><?xml version="1.0" encoding="utf-8"?>
-<ds:datastoreItem xmlns:ds="http://schemas.openxmlformats.org/officeDocument/2006/customXml" ds:itemID="{3D9B0892-F59C-4D04-BD99-DA319D195FD1}">
-  <ds:schemaRefs>
-    <ds:schemaRef ds:uri="http://schemas.openxmlformats.org/officeDocument/2006/bibliography"/>
   </ds:schemaRefs>
 </ds:datastoreItem>
 </file>